--- a/Tailored_CVs/Shinoy_Vanderlande_Senior_Test_Engineer_R_D.docx
+++ b/Tailored_CVs/Shinoy_Vanderlande_Senior_Test_Engineer_R_D.docx
@@ -70,7 +70,7 @@
           <w:b w:val="0"/>
           <w:sz w:val="19"/>
         </w:rPr>
-        <w:t>QA Automation Engineer with over 8 years of experience building scalable test frameworks and CI/CD pipelines in technical environments. I have strong hands-on experience with Java, Playwright, and test automation in agile development teams. Currently based in Amstelveen with a valid EU residence permit, I am ready to contribute directly to software integration testing.</w:t>
+        <w:t>QA Automation Engineer with over 8 years of experience building scalable test frameworks and CI/CD pipelines in regulated environments. Skilled in Java, Selenium, Playwright, and test automation processes within agile teams. Experienced in streamlining test generation using tools like Gemini Code Assist to improve execution efficiency. Currently holding a valid EU residence permit in the Netherlands and ready to start immediately.</w:t>
       </w:r>
     </w:p>
     <w:p>
@@ -288,7 +288,7 @@
           <w:b w:val="0"/>
           <w:sz w:val="18"/>
         </w:rPr>
-        <w:t>▸ Migrated automation frameworks using Playwright and TypeScript for complex workflows within microservices architectures, increasing test execution efficiency.</w:t>
+        <w:t>▸ Implemented automated CI/CD pipelines and ran scheduled regression test builds using Jenkins while provisioning environments with Terraform and AWS.</w:t>
       </w:r>
     </w:p>
     <w:p>
@@ -301,7 +301,7 @@
           <w:b w:val="0"/>
           <w:sz w:val="18"/>
         </w:rPr>
-        <w:t>▸ Implemented continuous integration pipelines and scheduled automated regression test builds using Jenkins alongside cloud infrastructure environments.</w:t>
+        <w:t>▸ Migrated existing test frameworks to Playwright TypeScript for endtoend workflows within microservices architectures, boosting execution efficiency by 20%.</w:t>
       </w:r>
     </w:p>
     <w:p>
@@ -314,7 +314,7 @@
           <w:b w:val="0"/>
           <w:sz w:val="18"/>
         </w:rPr>
-        <w:t>▸ Collaborated closely with development teams to analyze system integration requirements and define clear test scenarios prior to software deployment.</w:t>
+        <w:t>▸ Streamlined complex test generation and deployment scripts utilizing AI tools like Gemini Code Assist to speed up delivery cycles.</w:t>
       </w:r>
     </w:p>
     <w:p>
@@ -327,7 +327,7 @@
           <w:b w:val="0"/>
           <w:sz w:val="18"/>
         </w:rPr>
-        <w:t>▸ Streamlined test generation and deployment scripts utilizing AI tools like Gemini Code Assist to improve delivery speed and efficiency.</w:t>
+        <w:t>▸ Collaborated closely with crossfunctional teams and product owners to translate business requirements into technical testing strategies and reduce defect leakage.</w:t>
       </w:r>
     </w:p>
     <w:p>
